--- a/share_file.docx
+++ b/share_file.docx
@@ -391,7 +391,7 @@
     </w:p>
     <w:p>
       <w:pPr>
-        <w:pStyle w:val="1"/>
+        <w:pStyle w:val="Heading1"/>
         <w:rPr>
           <w:rFonts w:eastAsiaTheme="minorEastAsia"/>
         </w:rPr>
@@ -421,7 +421,7 @@
           <w:tab w:val="right" w:leader="dot" w:pos="14349"/>
         </w:tabs>
         <w:rPr>
-          <w:rFonts w:eastAsiaTheme="minorEastAsia" w:hAnsiTheme="minorHAnsi" w:cstheme="minorBidi" w:hint="eastAsia"/>
+          <w:rFonts w:eastAsiaTheme="minorEastAsia" w:hAnsiTheme="minorHAnsi" w:cstheme="minorBidi"/>
           <w:b w:val="0"/>
           <w:bCs w:val="0"/>
           <w:caps w:val="0"/>
@@ -461,7 +461,7 @@
       <w:hyperlink w:anchor="_Toc179316079" w:history="1">
         <w:r>
           <w:rPr>
-            <w:rStyle w:val="a7"/>
+            <w:rStyle w:val="Hyperlink"/>
             <w:rFonts w:hint="eastAsia"/>
             <w:noProof/>
           </w:rPr>
@@ -515,6 +515,7 @@
         </w:r>
         <w:r>
           <w:rPr>
+            <w:rFonts w:hint="eastAsia"/>
             <w:noProof/>
             <w:webHidden/>
           </w:rPr>
@@ -544,7 +545,7 @@
           <w:tab w:val="right" w:leader="dot" w:pos="14349"/>
         </w:tabs>
         <w:rPr>
-          <w:rFonts w:eastAsiaTheme="minorEastAsia" w:hAnsiTheme="minorHAnsi" w:cstheme="minorBidi" w:hint="eastAsia"/>
+          <w:rFonts w:eastAsiaTheme="minorEastAsia" w:hAnsiTheme="minorHAnsi" w:cstheme="minorBidi"/>
           <w:b w:val="0"/>
           <w:bCs w:val="0"/>
           <w:caps w:val="0"/>
@@ -557,7 +558,7 @@
       <w:hyperlink w:anchor="_Toc179316080" w:history="1">
         <w:r>
           <w:rPr>
-            <w:rStyle w:val="a7"/>
+            <w:rStyle w:val="Hyperlink"/>
             <w:rFonts w:hint="eastAsia"/>
             <w:noProof/>
           </w:rPr>
@@ -611,6 +612,7 @@
         </w:r>
         <w:r>
           <w:rPr>
+            <w:rFonts w:hint="eastAsia"/>
             <w:noProof/>
             <w:webHidden/>
           </w:rPr>
@@ -640,7 +642,7 @@
           <w:tab w:val="right" w:leader="dot" w:pos="14349"/>
         </w:tabs>
         <w:rPr>
-          <w:rFonts w:eastAsiaTheme="minorEastAsia" w:hAnsiTheme="minorHAnsi" w:cstheme="minorBidi" w:hint="eastAsia"/>
+          <w:rFonts w:eastAsiaTheme="minorEastAsia" w:hAnsiTheme="minorHAnsi" w:cstheme="minorBidi"/>
           <w:b w:val="0"/>
           <w:bCs w:val="0"/>
           <w:caps w:val="0"/>
@@ -653,7 +655,7 @@
       <w:hyperlink w:anchor="_Toc179316081" w:history="1">
         <w:r>
           <w:rPr>
-            <w:rStyle w:val="a7"/>
+            <w:rStyle w:val="Hyperlink"/>
             <w:rFonts w:hint="eastAsia"/>
             <w:noProof/>
           </w:rPr>
@@ -707,6 +709,7 @@
         </w:r>
         <w:r>
           <w:rPr>
+            <w:rFonts w:hint="eastAsia"/>
             <w:noProof/>
             <w:webHidden/>
           </w:rPr>
@@ -736,7 +739,7 @@
           <w:tab w:val="right" w:leader="dot" w:pos="14349"/>
         </w:tabs>
         <w:rPr>
-          <w:rFonts w:eastAsiaTheme="minorEastAsia" w:hAnsiTheme="minorHAnsi" w:cstheme="minorBidi" w:hint="eastAsia"/>
+          <w:rFonts w:eastAsiaTheme="minorEastAsia" w:hAnsiTheme="minorHAnsi" w:cstheme="minorBidi"/>
           <w:b w:val="0"/>
           <w:bCs w:val="0"/>
           <w:caps w:val="0"/>
@@ -749,7 +752,7 @@
       <w:hyperlink w:anchor="_Toc179316082" w:history="1">
         <w:r>
           <w:rPr>
-            <w:rStyle w:val="a7"/>
+            <w:rStyle w:val="Hyperlink"/>
             <w:rFonts w:hint="eastAsia"/>
             <w:noProof/>
           </w:rPr>
@@ -803,6 +806,7 @@
         </w:r>
         <w:r>
           <w:rPr>
+            <w:rFonts w:hint="eastAsia"/>
             <w:noProof/>
             <w:webHidden/>
           </w:rPr>
@@ -832,7 +836,7 @@
           <w:tab w:val="right" w:leader="dot" w:pos="14349"/>
         </w:tabs>
         <w:rPr>
-          <w:rFonts w:eastAsiaTheme="minorEastAsia" w:hAnsiTheme="minorHAnsi" w:cstheme="minorBidi" w:hint="eastAsia"/>
+          <w:rFonts w:eastAsiaTheme="minorEastAsia" w:hAnsiTheme="minorHAnsi" w:cstheme="minorBidi"/>
           <w:b w:val="0"/>
           <w:bCs w:val="0"/>
           <w:caps w:val="0"/>
@@ -845,7 +849,7 @@
       <w:hyperlink w:anchor="_Toc179316083" w:history="1">
         <w:r>
           <w:rPr>
-            <w:rStyle w:val="a7"/>
+            <w:rStyle w:val="Hyperlink"/>
             <w:rFonts w:hint="eastAsia"/>
             <w:noProof/>
           </w:rPr>
@@ -899,6 +903,7 @@
         </w:r>
         <w:r>
           <w:rPr>
+            <w:rFonts w:hint="eastAsia"/>
             <w:noProof/>
             <w:webHidden/>
           </w:rPr>
@@ -928,7 +933,7 @@
           <w:tab w:val="right" w:leader="dot" w:pos="14349"/>
         </w:tabs>
         <w:rPr>
-          <w:rFonts w:eastAsiaTheme="minorEastAsia" w:hAnsiTheme="minorHAnsi" w:cstheme="minorBidi" w:hint="eastAsia"/>
+          <w:rFonts w:eastAsiaTheme="minorEastAsia" w:hAnsiTheme="minorHAnsi" w:cstheme="minorBidi"/>
           <w:b w:val="0"/>
           <w:bCs w:val="0"/>
           <w:caps w:val="0"/>
@@ -941,7 +946,7 @@
       <w:hyperlink w:anchor="_Toc179316084" w:history="1">
         <w:r>
           <w:rPr>
-            <w:rStyle w:val="a7"/>
+            <w:rStyle w:val="Hyperlink"/>
             <w:rFonts w:hint="eastAsia"/>
             <w:noProof/>
           </w:rPr>
@@ -995,6 +1000,7 @@
         </w:r>
         <w:r>
           <w:rPr>
+            <w:rFonts w:hint="eastAsia"/>
             <w:noProof/>
             <w:webHidden/>
           </w:rPr>
@@ -1024,7 +1030,7 @@
           <w:tab w:val="right" w:leader="dot" w:pos="14349"/>
         </w:tabs>
         <w:rPr>
-          <w:rFonts w:eastAsiaTheme="minorEastAsia" w:hAnsiTheme="minorHAnsi" w:cstheme="minorBidi" w:hint="eastAsia"/>
+          <w:rFonts w:eastAsiaTheme="minorEastAsia" w:hAnsiTheme="minorHAnsi" w:cstheme="minorBidi"/>
           <w:b w:val="0"/>
           <w:bCs w:val="0"/>
           <w:caps w:val="0"/>
@@ -1037,7 +1043,7 @@
       <w:hyperlink w:anchor="_Toc179316085" w:history="1">
         <w:r>
           <w:rPr>
-            <w:rStyle w:val="a7"/>
+            <w:rStyle w:val="Hyperlink"/>
             <w:rFonts w:hint="eastAsia"/>
             <w:noProof/>
           </w:rPr>
@@ -1091,6 +1097,7 @@
         </w:r>
         <w:r>
           <w:rPr>
+            <w:rFonts w:hint="eastAsia"/>
             <w:noProof/>
             <w:webHidden/>
           </w:rPr>
@@ -1120,7 +1127,7 @@
           <w:tab w:val="right" w:leader="dot" w:pos="14349"/>
         </w:tabs>
         <w:rPr>
-          <w:rFonts w:eastAsiaTheme="minorEastAsia" w:hAnsiTheme="minorHAnsi" w:cstheme="minorBidi" w:hint="eastAsia"/>
+          <w:rFonts w:eastAsiaTheme="minorEastAsia" w:hAnsiTheme="minorHAnsi" w:cstheme="minorBidi"/>
           <w:b w:val="0"/>
           <w:bCs w:val="0"/>
           <w:caps w:val="0"/>
@@ -1133,7 +1140,7 @@
       <w:hyperlink w:anchor="_Toc179316086" w:history="1">
         <w:r>
           <w:rPr>
-            <w:rStyle w:val="a7"/>
+            <w:rStyle w:val="Hyperlink"/>
             <w:rFonts w:hint="eastAsia"/>
             <w:noProof/>
           </w:rPr>
@@ -1187,6 +1194,7 @@
         </w:r>
         <w:r>
           <w:rPr>
+            <w:rFonts w:hint="eastAsia"/>
             <w:noProof/>
             <w:webHidden/>
           </w:rPr>
@@ -1216,7 +1224,7 @@
           <w:tab w:val="right" w:leader="dot" w:pos="14349"/>
         </w:tabs>
         <w:rPr>
-          <w:rFonts w:eastAsiaTheme="minorEastAsia" w:hAnsiTheme="minorHAnsi" w:cstheme="minorBidi" w:hint="eastAsia"/>
+          <w:rFonts w:eastAsiaTheme="minorEastAsia" w:hAnsiTheme="minorHAnsi" w:cstheme="minorBidi"/>
           <w:b w:val="0"/>
           <w:bCs w:val="0"/>
           <w:caps w:val="0"/>
@@ -1229,7 +1237,7 @@
       <w:hyperlink w:anchor="_Toc179316087" w:history="1">
         <w:r>
           <w:rPr>
-            <w:rStyle w:val="a7"/>
+            <w:rStyle w:val="Hyperlink"/>
             <w:rFonts w:hint="eastAsia"/>
             <w:noProof/>
           </w:rPr>
@@ -1283,6 +1291,7 @@
         </w:r>
         <w:r>
           <w:rPr>
+            <w:rFonts w:hint="eastAsia"/>
             <w:noProof/>
             <w:webHidden/>
           </w:rPr>
@@ -1349,7 +1358,7 @@
         <w:spacing w:after="160" w:line="278" w:lineRule="auto"/>
         <w:ind w:left="0" w:right="0" w:firstLine="0"/>
         <w:rPr>
-          <w:rFonts w:eastAsiaTheme="minorEastAsia" w:hint="eastAsia"/>
+          <w:rFonts w:eastAsiaTheme="minorEastAsia"/>
           <w:sz w:val="26"/>
         </w:rPr>
       </w:pPr>
@@ -1383,7 +1392,7 @@
     </w:p>
     <w:p>
       <w:pPr>
-        <w:pStyle w:val="1"/>
+        <w:pStyle w:val="Heading1"/>
         <w:rPr>
           <w:rFonts w:eastAsiaTheme="minorEastAsia"/>
         </w:rPr>
@@ -1491,7 +1500,23 @@
           <w:rFonts w:ascii="Times New Roman" w:eastAsiaTheme="minorEastAsia" w:hAnsi="Times New Roman" w:cs="Times New Roman"/>
           <w:sz w:val="26"/>
         </w:rPr>
-        <w:t xml:space="preserve"> is not recommending that you adopt the hypothetical Alternate Portfolio shown in this Report or any of its components. Rather, we are presenting it so that you have a basis for comparison when you consider the risk characteristics of your current holdings. After discussing with you the analyses in this Report, and your ability and willingness to take risk, your Financial Advisor can work with you to construct a portfolio that meets your needs. </w:t>
+        <w:t xml:space="preserve"> is not recommending that you adopt the hypothetical Alternate Portfolio shown in this Report or any of its components. Rather, we are presenting it so that you have a basis for comparison when you consider the risk characteristics of your current holdings. After discussing with you the analyses in this Report, and your ability and willingness to take </w:t>
+      </w:r>
+      <w:proofErr w:type="gramStart"/>
+      <w:r>
+        <w:rPr>
+          <w:rFonts w:ascii="Times New Roman" w:eastAsiaTheme="minorEastAsia" w:hAnsi="Times New Roman" w:cs="Times New Roman"/>
+          <w:sz w:val="26"/>
+        </w:rPr>
+        <w:t>risk</w:t>
+      </w:r>
+      <w:proofErr w:type="gramEnd"/>
+      <w:r>
+        <w:rPr>
+          <w:rFonts w:ascii="Times New Roman" w:eastAsiaTheme="minorEastAsia" w:hAnsi="Times New Roman" w:cs="Times New Roman"/>
+          <w:sz w:val="26"/>
+        </w:rPr>
+        <w:t xml:space="preserve">, your Financial Advisor can work with you to construct a portfolio that meets your needs. </w:t>
       </w:r>
     </w:p>
     <w:p>
@@ -1547,7 +1572,7 @@
     </w:p>
     <w:p>
       <w:pPr>
-        <w:pStyle w:val="1"/>
+        <w:pStyle w:val="Heading1"/>
         <w:rPr>
           <w:rFonts w:eastAsiaTheme="minorEastAsia"/>
         </w:rPr>
@@ -1792,7 +1817,7 @@
     </w:p>
     <w:tbl>
       <w:tblPr>
-        <w:tblStyle w:val="a9"/>
+        <w:tblStyle w:val="TableGrid0"/>
         <w:tblW w:w="0" w:type="auto"/>
         <w:tblLook w:val="04A0" w:firstRow="1" w:lastRow="0" w:firstColumn="1" w:lastColumn="0" w:noHBand="0" w:noVBand="1"/>
       </w:tblPr>
@@ -1924,7 +1949,25 @@
                 <w:sz w:val="26"/>
                 <w:szCs w:val="26"/>
               </w:rPr>
-              <w:t>Maximum Drawdown (1 mo)</w:t>
+              <w:t xml:space="preserve">Maximum Drawdown (1 </w:t>
+            </w:r>
+            <w:proofErr w:type="spellStart"/>
+            <w:r>
+              <w:rPr>
+                <w:rFonts w:ascii="Times New Roman" w:eastAsiaTheme="minorEastAsia" w:hAnsi="Times New Roman" w:cs="Times New Roman" w:hint="eastAsia"/>
+                <w:sz w:val="26"/>
+                <w:szCs w:val="26"/>
+              </w:rPr>
+              <w:t>mo</w:t>
+            </w:r>
+            <w:proofErr w:type="spellEnd"/>
+            <w:r>
+              <w:rPr>
+                <w:rFonts w:ascii="Times New Roman" w:eastAsiaTheme="minorEastAsia" w:hAnsi="Times New Roman" w:cs="Times New Roman" w:hint="eastAsia"/>
+                <w:sz w:val="26"/>
+                <w:szCs w:val="26"/>
+              </w:rPr>
+              <w:t>)</w:t>
             </w:r>
           </w:p>
         </w:tc>
@@ -2369,7 +2412,7 @@
     </w:p>
     <w:tbl>
       <w:tblPr>
-        <w:tblStyle w:val="a9"/>
+        <w:tblStyle w:val="TableGrid0"/>
         <w:tblW w:w="0" w:type="auto"/>
         <w:tblLook w:val="04A0" w:firstRow="1" w:lastRow="0" w:firstColumn="1" w:lastColumn="0" w:noHBand="0" w:noVBand="1"/>
       </w:tblPr>
@@ -2415,7 +2458,25 @@
                 <w:sz w:val="26"/>
                 <w:szCs w:val="26"/>
               </w:rPr>
-              <w:t>Percentage (3 mo)</w:t>
+              <w:t xml:space="preserve">Percentage (3 </w:t>
+            </w:r>
+            <w:proofErr w:type="spellStart"/>
+            <w:r>
+              <w:rPr>
+                <w:rFonts w:ascii="Times New Roman" w:eastAsiaTheme="minorEastAsia" w:hAnsi="Times New Roman" w:cs="Times New Roman" w:hint="eastAsia"/>
+                <w:sz w:val="26"/>
+                <w:szCs w:val="26"/>
+              </w:rPr>
+              <w:t>mo</w:t>
+            </w:r>
+            <w:proofErr w:type="spellEnd"/>
+            <w:r>
+              <w:rPr>
+                <w:rFonts w:ascii="Times New Roman" w:eastAsiaTheme="minorEastAsia" w:hAnsi="Times New Roman" w:cs="Times New Roman" w:hint="eastAsia"/>
+                <w:sz w:val="26"/>
+                <w:szCs w:val="26"/>
+              </w:rPr>
+              <w:t>)</w:t>
             </w:r>
           </w:p>
         </w:tc>
@@ -2461,7 +2522,25 @@
                 <w:sz w:val="26"/>
                 <w:szCs w:val="26"/>
               </w:rPr>
-              <w:t>Maximum Drawdown (3 mo)</w:t>
+              <w:t xml:space="preserve">Maximum Drawdown (3 </w:t>
+            </w:r>
+            <w:proofErr w:type="spellStart"/>
+            <w:r>
+              <w:rPr>
+                <w:rFonts w:ascii="Times New Roman" w:eastAsiaTheme="minorEastAsia" w:hAnsi="Times New Roman" w:cs="Times New Roman" w:hint="eastAsia"/>
+                <w:sz w:val="26"/>
+                <w:szCs w:val="26"/>
+              </w:rPr>
+              <w:t>mo</w:t>
+            </w:r>
+            <w:proofErr w:type="spellEnd"/>
+            <w:r>
+              <w:rPr>
+                <w:rFonts w:ascii="Times New Roman" w:eastAsiaTheme="minorEastAsia" w:hAnsi="Times New Roman" w:cs="Times New Roman" w:hint="eastAsia"/>
+                <w:sz w:val="26"/>
+                <w:szCs w:val="26"/>
+              </w:rPr>
+              <w:t>)</w:t>
             </w:r>
           </w:p>
         </w:tc>
@@ -2896,15 +2975,12 @@
     </w:tbl>
     <w:p>
       <w:pPr>
-        <w:pStyle w:val="a8"/>
-        <w:rPr>
-          <w:rFonts w:hint="eastAsia"/>
-        </w:rPr>
+        <w:pStyle w:val="Caption"/>
       </w:pPr>
     </w:p>
     <w:tbl>
       <w:tblPr>
-        <w:tblStyle w:val="a9"/>
+        <w:tblStyle w:val="TableGrid0"/>
         <w:tblW w:w="0" w:type="auto"/>
         <w:tblLook w:val="04A0" w:firstRow="1" w:lastRow="0" w:firstColumn="1" w:lastColumn="0" w:noHBand="0" w:noVBand="1"/>
       </w:tblPr>
@@ -2950,7 +3026,25 @@
                 <w:sz w:val="26"/>
                 <w:szCs w:val="26"/>
               </w:rPr>
-              <w:t>Percentage (6 mo)</w:t>
+              <w:t xml:space="preserve">Percentage (6 </w:t>
+            </w:r>
+            <w:proofErr w:type="spellStart"/>
+            <w:r>
+              <w:rPr>
+                <w:rFonts w:ascii="Times New Roman" w:eastAsiaTheme="minorEastAsia" w:hAnsi="Times New Roman" w:cs="Times New Roman" w:hint="eastAsia"/>
+                <w:sz w:val="26"/>
+                <w:szCs w:val="26"/>
+              </w:rPr>
+              <w:t>mo</w:t>
+            </w:r>
+            <w:proofErr w:type="spellEnd"/>
+            <w:r>
+              <w:rPr>
+                <w:rFonts w:ascii="Times New Roman" w:eastAsiaTheme="minorEastAsia" w:hAnsi="Times New Roman" w:cs="Times New Roman" w:hint="eastAsia"/>
+                <w:sz w:val="26"/>
+                <w:szCs w:val="26"/>
+              </w:rPr>
+              <w:t>)</w:t>
             </w:r>
           </w:p>
         </w:tc>
@@ -3028,7 +3122,25 @@
                 <w:sz w:val="26"/>
                 <w:szCs w:val="26"/>
               </w:rPr>
-              <w:t xml:space="preserve"> mo)</w:t>
+              <w:t xml:space="preserve"> </w:t>
+            </w:r>
+            <w:proofErr w:type="spellStart"/>
+            <w:r>
+              <w:rPr>
+                <w:rFonts w:ascii="Times New Roman" w:eastAsiaTheme="minorEastAsia" w:hAnsi="Times New Roman" w:cs="Times New Roman" w:hint="eastAsia"/>
+                <w:sz w:val="26"/>
+                <w:szCs w:val="26"/>
+              </w:rPr>
+              <w:t>mo</w:t>
+            </w:r>
+            <w:proofErr w:type="spellEnd"/>
+            <w:r>
+              <w:rPr>
+                <w:rFonts w:ascii="Times New Roman" w:eastAsiaTheme="minorEastAsia" w:hAnsi="Times New Roman" w:cs="Times New Roman" w:hint="eastAsia"/>
+                <w:sz w:val="26"/>
+                <w:szCs w:val="26"/>
+              </w:rPr>
+              <w:t>)</w:t>
             </w:r>
           </w:p>
         </w:tc>
@@ -3444,7 +3556,7 @@
     </w:p>
     <w:p>
       <w:pPr>
-        <w:pStyle w:val="1"/>
+        <w:pStyle w:val="Heading1"/>
         <w:ind w:left="0" w:firstLine="0"/>
         <w:rPr>
           <w:rFonts w:eastAsiaTheme="minorEastAsia"/>
@@ -3478,7 +3590,7 @@
     </w:p>
     <w:tbl>
       <w:tblPr>
-        <w:tblStyle w:val="a9"/>
+        <w:tblStyle w:val="TableGrid0"/>
         <w:tblW w:w="0" w:type="auto"/>
         <w:tblLook w:val="04A0" w:firstRow="1" w:lastRow="0" w:firstColumn="1" w:lastColumn="0" w:noHBand="0" w:noVBand="1"/>
       </w:tblPr>
@@ -3515,18 +3627,38 @@
               <w:spacing w:after="160" w:line="278" w:lineRule="auto"/>
               <w:ind w:left="0" w:right="0" w:firstLine="0"/>
               <w:rPr>
+                <w:rFonts w:ascii="Times New Roman" w:eastAsiaTheme="minorEastAsia" w:hAnsi="Times New Roman" w:cs="Times New Roman"/>
+                <w:sz w:val="26"/>
+                <w:szCs w:val="26"/>
+              </w:rPr>
+            </w:pPr>
+            <w:proofErr w:type="spellStart"/>
+            <w:proofErr w:type="gramStart"/>
+            <w:r>
+              <w:rPr>
                 <w:rFonts w:ascii="Times New Roman" w:eastAsiaTheme="minorEastAsia" w:hAnsi="Times New Roman" w:cs="Times New Roman" w:hint="eastAsia"/>
                 <w:sz w:val="26"/>
                 <w:szCs w:val="26"/>
               </w:rPr>
-            </w:pPr>
+              <w:t>VaR</w:t>
+            </w:r>
+            <w:proofErr w:type="spellEnd"/>
             <w:r>
               <w:rPr>
                 <w:rFonts w:ascii="Times New Roman" w:eastAsiaTheme="minorEastAsia" w:hAnsi="Times New Roman" w:cs="Times New Roman" w:hint="eastAsia"/>
                 <w:sz w:val="26"/>
                 <w:szCs w:val="26"/>
               </w:rPr>
-              <w:t>VaR(value at risk)</w:t>
+              <w:t>(</w:t>
+            </w:r>
+            <w:proofErr w:type="gramEnd"/>
+            <w:r>
+              <w:rPr>
+                <w:rFonts w:ascii="Times New Roman" w:eastAsiaTheme="minorEastAsia" w:hAnsi="Times New Roman" w:cs="Times New Roman" w:hint="eastAsia"/>
+                <w:sz w:val="26"/>
+                <w:szCs w:val="26"/>
+              </w:rPr>
+              <w:t>value at risk)</w:t>
             </w:r>
           </w:p>
         </w:tc>
@@ -3539,7 +3671,7 @@
               <w:spacing w:after="160" w:line="278" w:lineRule="auto"/>
               <w:ind w:left="0" w:right="0" w:firstLine="0"/>
               <w:rPr>
-                <w:rFonts w:ascii="Times New Roman" w:eastAsiaTheme="minorEastAsia" w:hAnsi="Times New Roman" w:cs="Times New Roman" w:hint="eastAsia"/>
+                <w:rFonts w:ascii="Times New Roman" w:eastAsiaTheme="minorEastAsia" w:hAnsi="Times New Roman" w:cs="Times New Roman"/>
                 <w:sz w:val="26"/>
                 <w:szCs w:val="26"/>
               </w:rPr>
@@ -3571,7 +3703,7 @@
               <w:spacing w:after="160" w:line="278" w:lineRule="auto"/>
               <w:ind w:left="0" w:right="0" w:firstLine="0"/>
               <w:rPr>
-                <w:rFonts w:ascii="Times New Roman" w:eastAsiaTheme="minorEastAsia" w:hAnsi="Times New Roman" w:cs="Times New Roman" w:hint="eastAsia"/>
+                <w:rFonts w:ascii="Times New Roman" w:eastAsiaTheme="minorEastAsia" w:hAnsi="Times New Roman" w:cs="Times New Roman"/>
                 <w:sz w:val="26"/>
                 <w:szCs w:val="26"/>
               </w:rPr>
@@ -3603,18 +3735,28 @@
               <w:spacing w:after="160" w:line="278" w:lineRule="auto"/>
               <w:ind w:left="0" w:right="0" w:firstLine="0"/>
               <w:rPr>
+                <w:rFonts w:ascii="Times New Roman" w:eastAsiaTheme="minorEastAsia" w:hAnsi="Times New Roman" w:cs="Times New Roman"/>
+                <w:sz w:val="26"/>
+                <w:szCs w:val="26"/>
+              </w:rPr>
+            </w:pPr>
+            <w:proofErr w:type="spellStart"/>
+            <w:r>
+              <w:rPr>
                 <w:rFonts w:ascii="Times New Roman" w:eastAsiaTheme="minorEastAsia" w:hAnsi="Times New Roman" w:cs="Times New Roman" w:hint="eastAsia"/>
                 <w:sz w:val="26"/>
                 <w:szCs w:val="26"/>
               </w:rPr>
-            </w:pPr>
+              <w:t>cVaR</w:t>
+            </w:r>
+            <w:proofErr w:type="spellEnd"/>
             <w:r>
               <w:rPr>
                 <w:rFonts w:ascii="Times New Roman" w:eastAsiaTheme="minorEastAsia" w:hAnsi="Times New Roman" w:cs="Times New Roman" w:hint="eastAsia"/>
                 <w:sz w:val="26"/>
                 <w:szCs w:val="26"/>
               </w:rPr>
-              <w:t>cVaR (alpha=0.5)</w:t>
+              <w:t xml:space="preserve"> (alpha=0.5)</w:t>
             </w:r>
           </w:p>
         </w:tc>
@@ -3629,7 +3771,7 @@
               <w:spacing w:after="160" w:line="278" w:lineRule="auto"/>
               <w:ind w:left="0" w:right="0" w:firstLine="0"/>
               <w:rPr>
-                <w:rFonts w:ascii="Times New Roman" w:eastAsiaTheme="minorEastAsia" w:hAnsi="Times New Roman" w:cs="Times New Roman" w:hint="eastAsia"/>
+                <w:rFonts w:ascii="Times New Roman" w:eastAsiaTheme="minorEastAsia" w:hAnsi="Times New Roman" w:cs="Times New Roman"/>
                 <w:sz w:val="26"/>
                 <w:szCs w:val="26"/>
               </w:rPr>
@@ -3719,7 +3861,7 @@
               <w:spacing w:after="160" w:line="278" w:lineRule="auto"/>
               <w:ind w:left="0" w:right="0" w:firstLine="0"/>
               <w:rPr>
-                <w:rFonts w:ascii="Times New Roman" w:eastAsiaTheme="minorEastAsia" w:hAnsi="Times New Roman" w:cs="Times New Roman" w:hint="eastAsia"/>
+                <w:rFonts w:ascii="Times New Roman" w:eastAsiaTheme="minorEastAsia" w:hAnsi="Times New Roman" w:cs="Times New Roman"/>
                 <w:sz w:val="26"/>
                 <w:szCs w:val="26"/>
               </w:rPr>
@@ -3809,7 +3951,7 @@
               <w:spacing w:after="160" w:line="278" w:lineRule="auto"/>
               <w:ind w:left="0" w:right="0" w:firstLine="0"/>
               <w:rPr>
-                <w:rFonts w:ascii="Times New Roman" w:eastAsiaTheme="minorEastAsia" w:hAnsi="Times New Roman" w:cs="Times New Roman" w:hint="eastAsia"/>
+                <w:rFonts w:ascii="Times New Roman" w:eastAsiaTheme="minorEastAsia" w:hAnsi="Times New Roman" w:cs="Times New Roman"/>
                 <w:sz w:val="26"/>
                 <w:szCs w:val="26"/>
               </w:rPr>
@@ -3820,8 +3962,18 @@
                 <w:sz w:val="26"/>
                 <w:szCs w:val="26"/>
               </w:rPr>
-              <w:t>10-year US Teasury</w:t>
+              <w:t xml:space="preserve">10-year US </w:t>
             </w:r>
+            <w:proofErr w:type="spellStart"/>
+            <w:r>
+              <w:rPr>
+                <w:rFonts w:ascii="Times New Roman" w:eastAsiaTheme="minorEastAsia" w:hAnsi="Times New Roman" w:cs="Times New Roman" w:hint="eastAsia"/>
+                <w:sz w:val="26"/>
+                <w:szCs w:val="26"/>
+              </w:rPr>
+              <w:t>Teasury</w:t>
+            </w:r>
+            <w:proofErr w:type="spellEnd"/>
           </w:p>
         </w:tc>
         <w:tc>
@@ -3950,7 +4102,7 @@
         <w:ind w:left="0" w:right="0" w:firstLine="0"/>
         <w:jc w:val="center"/>
         <w:rPr>
-          <w:rFonts w:eastAsiaTheme="minorEastAsia" w:hint="eastAsia"/>
+          <w:rFonts w:eastAsiaTheme="minorEastAsia"/>
           <w:sz w:val="26"/>
           <w:szCs w:val="26"/>
         </w:rPr>
@@ -3958,6 +4110,7 @@
       <w:r>
         <w:rPr>
           <w:rFonts w:eastAsiaTheme="minorEastAsia"/>
+          <w:noProof/>
           <w:sz w:val="26"/>
           <w:szCs w:val="26"/>
         </w:rPr>
@@ -4021,23 +4174,20 @@
       <w:pPr>
         <w:ind w:left="0" w:firstLine="0"/>
         <w:rPr>
-          <w:rFonts w:eastAsiaTheme="minorEastAsia" w:hint="eastAsia"/>
+          <w:rFonts w:eastAsiaTheme="minorEastAsia"/>
         </w:rPr>
       </w:pPr>
     </w:p>
     <w:p>
       <w:pPr>
-        <w:pStyle w:val="1"/>
+        <w:pStyle w:val="Heading1"/>
         <w:rPr>
           <w:rFonts w:eastAsiaTheme="minorEastAsia"/>
         </w:rPr>
       </w:pPr>
       <w:bookmarkStart w:id="5" w:name="_Toc179316083"/>
       <w:r>
-        <w:t>L</w:t>
-      </w:r>
-      <w:r>
-        <w:t>iquidity</w:t>
+        <w:t>Liquidity</w:t>
       </w:r>
       <w:r>
         <w:rPr>
@@ -4058,7 +4208,7 @@
     </w:p>
     <w:tbl>
       <w:tblPr>
-        <w:tblStyle w:val="a9"/>
+        <w:tblStyle w:val="TableGrid0"/>
         <w:tblW w:w="0" w:type="auto"/>
         <w:tblLook w:val="04A0" w:firstRow="1" w:lastRow="0" w:firstColumn="1" w:lastColumn="0" w:noHBand="0" w:noVBand="1"/>
       </w:tblPr>
@@ -4094,7 +4244,7 @@
               <w:spacing w:after="160" w:line="278" w:lineRule="auto"/>
               <w:ind w:left="0" w:right="0" w:firstLine="0"/>
               <w:rPr>
-                <w:rFonts w:ascii="Times New Roman" w:eastAsiaTheme="minorEastAsia" w:hAnsi="Times New Roman" w:cs="Times New Roman" w:hint="eastAsia"/>
+                <w:rFonts w:ascii="Times New Roman" w:eastAsiaTheme="minorEastAsia" w:hAnsi="Times New Roman" w:cs="Times New Roman"/>
                 <w:sz w:val="26"/>
                 <w:szCs w:val="26"/>
               </w:rPr>
@@ -4118,7 +4268,7 @@
               <w:spacing w:after="160" w:line="278" w:lineRule="auto"/>
               <w:ind w:left="0" w:right="0" w:firstLine="0"/>
               <w:rPr>
-                <w:rFonts w:ascii="Times New Roman" w:eastAsiaTheme="minorEastAsia" w:hAnsi="Times New Roman" w:cs="Times New Roman" w:hint="eastAsia"/>
+                <w:rFonts w:ascii="Times New Roman" w:eastAsiaTheme="minorEastAsia" w:hAnsi="Times New Roman" w:cs="Times New Roman"/>
                 <w:sz w:val="26"/>
                 <w:szCs w:val="26"/>
               </w:rPr>
@@ -4142,7 +4292,7 @@
               <w:spacing w:after="160" w:line="278" w:lineRule="auto"/>
               <w:ind w:left="0" w:right="0" w:firstLine="0"/>
               <w:rPr>
-                <w:rFonts w:ascii="Times New Roman" w:eastAsiaTheme="minorEastAsia" w:hAnsi="Times New Roman" w:cs="Times New Roman" w:hint="eastAsia"/>
+                <w:rFonts w:ascii="Times New Roman" w:eastAsiaTheme="minorEastAsia" w:hAnsi="Times New Roman" w:cs="Times New Roman"/>
                 <w:sz w:val="26"/>
                 <w:szCs w:val="26"/>
               </w:rPr>
@@ -4168,7 +4318,7 @@
               <w:spacing w:after="160" w:line="278" w:lineRule="auto"/>
               <w:ind w:left="0" w:right="0" w:firstLine="0"/>
               <w:rPr>
-                <w:rFonts w:ascii="Times New Roman" w:eastAsiaTheme="minorEastAsia" w:hAnsi="Times New Roman" w:cs="Times New Roman" w:hint="eastAsia"/>
+                <w:rFonts w:ascii="Times New Roman" w:eastAsiaTheme="minorEastAsia" w:hAnsi="Times New Roman" w:cs="Times New Roman"/>
                 <w:sz w:val="26"/>
                 <w:szCs w:val="26"/>
               </w:rPr>
@@ -4216,7 +4366,7 @@
               <w:spacing w:after="160" w:line="278" w:lineRule="auto"/>
               <w:ind w:left="0" w:right="0" w:firstLine="0"/>
               <w:rPr>
-                <w:rFonts w:ascii="Times New Roman" w:eastAsiaTheme="minorEastAsia" w:hAnsi="Times New Roman" w:cs="Times New Roman" w:hint="eastAsia"/>
+                <w:rFonts w:ascii="Times New Roman" w:eastAsiaTheme="minorEastAsia" w:hAnsi="Times New Roman" w:cs="Times New Roman"/>
                 <w:sz w:val="26"/>
                 <w:szCs w:val="26"/>
               </w:rPr>
@@ -4266,7 +4416,7 @@
               <w:spacing w:after="160" w:line="278" w:lineRule="auto"/>
               <w:ind w:left="0" w:right="0" w:firstLine="0"/>
               <w:rPr>
-                <w:rFonts w:ascii="Times New Roman" w:eastAsiaTheme="minorEastAsia" w:hAnsi="Times New Roman" w:cs="Times New Roman" w:hint="eastAsia"/>
+                <w:rFonts w:ascii="Times New Roman" w:eastAsiaTheme="minorEastAsia" w:hAnsi="Times New Roman" w:cs="Times New Roman"/>
                 <w:sz w:val="26"/>
                 <w:szCs w:val="26"/>
               </w:rPr>
@@ -4277,8 +4427,18 @@
                 <w:sz w:val="26"/>
                 <w:szCs w:val="26"/>
               </w:rPr>
-              <w:t>10-year US Teasury</w:t>
+              <w:t xml:space="preserve">10-year US </w:t>
             </w:r>
+            <w:proofErr w:type="spellStart"/>
+            <w:r>
+              <w:rPr>
+                <w:rFonts w:ascii="Times New Roman" w:eastAsiaTheme="minorEastAsia" w:hAnsi="Times New Roman" w:cs="Times New Roman" w:hint="eastAsia"/>
+                <w:sz w:val="26"/>
+                <w:szCs w:val="26"/>
+              </w:rPr>
+              <w:t>Teasury</w:t>
+            </w:r>
+            <w:proofErr w:type="spellEnd"/>
           </w:p>
         </w:tc>
         <w:tc>
@@ -4352,7 +4512,7 @@
     <w:p>
       <w:pPr>
         <w:rPr>
-          <w:rFonts w:eastAsiaTheme="minorEastAsia" w:hint="eastAsia"/>
+          <w:rFonts w:eastAsiaTheme="minorEastAsia"/>
           <w:sz w:val="26"/>
           <w:szCs w:val="26"/>
         </w:rPr>
@@ -4380,15 +4540,15 @@
     <w:p>
       <w:pPr>
         <w:rPr>
-          <w:rFonts w:eastAsiaTheme="minorEastAsia" w:hint="eastAsia"/>
+          <w:rFonts w:eastAsiaTheme="minorEastAsia"/>
         </w:rPr>
       </w:pPr>
     </w:p>
     <w:p>
       <w:pPr>
-        <w:pStyle w:val="1"/>
-        <w:rPr>
-          <w:rFonts w:eastAsiaTheme="minorEastAsia" w:hint="eastAsia"/>
+        <w:pStyle w:val="Heading1"/>
+        <w:rPr>
+          <w:rFonts w:eastAsiaTheme="minorEastAsia"/>
         </w:rPr>
       </w:pPr>
       <w:bookmarkStart w:id="6" w:name="_Toc179316084"/>
@@ -4642,7 +4802,25 @@
           <w:sz w:val="26"/>
           <w:szCs w:val="26"/>
         </w:rPr>
-        <w:t>Dear Client, Your holding contains certain sectors taking up more than 20%. Mid growth and mid value sectors 22% and 21.7%. You should pay more attention to these sectors.</w:t>
+        <w:t xml:space="preserve">Dear Client, </w:t>
+      </w:r>
+      <w:proofErr w:type="gramStart"/>
+      <w:r>
+        <w:rPr>
+          <w:rFonts w:ascii="Times New Roman" w:eastAsiaTheme="minorEastAsia" w:hAnsi="Times New Roman" w:cs="Times New Roman" w:hint="eastAsia"/>
+          <w:sz w:val="26"/>
+          <w:szCs w:val="26"/>
+        </w:rPr>
+        <w:t>Your</w:t>
+      </w:r>
+      <w:proofErr w:type="gramEnd"/>
+      <w:r>
+        <w:rPr>
+          <w:rFonts w:ascii="Times New Roman" w:eastAsiaTheme="minorEastAsia" w:hAnsi="Times New Roman" w:cs="Times New Roman" w:hint="eastAsia"/>
+          <w:sz w:val="26"/>
+          <w:szCs w:val="26"/>
+        </w:rPr>
+        <w:t xml:space="preserve"> holding contains certain sectors taking up more than 20%. Mid growth and mid value sectors 22% and 21.7%. You should pay more attention to these sectors.</w:t>
       </w:r>
     </w:p>
     <w:p>
@@ -4684,10 +4862,7 @@
     </w:p>
     <w:p>
       <w:pPr>
-        <w:pStyle w:val="1"/>
-        <w:rPr>
-          <w:rFonts w:hint="eastAsia"/>
-        </w:rPr>
+        <w:pStyle w:val="Heading1"/>
       </w:pPr>
       <w:bookmarkStart w:id="7" w:name="_Toc179316085"/>
       <w:r>
@@ -4715,7 +4890,7 @@
         <w:spacing w:after="160" w:line="278" w:lineRule="auto"/>
         <w:ind w:left="0" w:right="0" w:firstLine="0"/>
         <w:rPr>
-          <w:rFonts w:ascii="Times New Roman" w:eastAsiaTheme="minorEastAsia" w:hAnsi="Times New Roman" w:cs="Times New Roman" w:hint="eastAsia"/>
+          <w:rFonts w:ascii="Times New Roman" w:eastAsiaTheme="minorEastAsia" w:hAnsi="Times New Roman" w:cs="Times New Roman"/>
           <w:sz w:val="26"/>
           <w:szCs w:val="26"/>
         </w:rPr>
@@ -4743,6 +4918,7 @@
       <w:r>
         <w:rPr>
           <w:rFonts w:ascii="Times New Roman" w:eastAsiaTheme="minorEastAsia" w:hAnsi="Times New Roman" w:cs="Times New Roman"/>
+          <w:noProof/>
           <w:sz w:val="26"/>
           <w:szCs w:val="26"/>
         </w:rPr>
@@ -4810,7 +4986,25 @@
           <w:sz w:val="26"/>
           <w:szCs w:val="26"/>
         </w:rPr>
-        <w:t xml:space="preserve">Tencent and Meituan in your </w:t>
+        <w:t xml:space="preserve">Tencent and </w:t>
+      </w:r>
+      <w:proofErr w:type="spellStart"/>
+      <w:r>
+        <w:rPr>
+          <w:rFonts w:ascii="Times New Roman" w:eastAsiaTheme="minorEastAsia" w:hAnsi="Times New Roman" w:cs="Times New Roman" w:hint="eastAsia"/>
+          <w:sz w:val="26"/>
+          <w:szCs w:val="26"/>
+        </w:rPr>
+        <w:t>Meituan</w:t>
+      </w:r>
+      <w:proofErr w:type="spellEnd"/>
+      <w:r>
+        <w:rPr>
+          <w:rFonts w:ascii="Times New Roman" w:eastAsiaTheme="minorEastAsia" w:hAnsi="Times New Roman" w:cs="Times New Roman" w:hint="eastAsia"/>
+          <w:sz w:val="26"/>
+          <w:szCs w:val="26"/>
+        </w:rPr>
+        <w:t xml:space="preserve"> in your </w:t>
       </w:r>
       <w:r>
         <w:rPr>
@@ -4834,7 +5028,7 @@
         <w:spacing w:after="160" w:line="278" w:lineRule="auto"/>
         <w:ind w:left="0" w:right="0" w:firstLine="0"/>
         <w:rPr>
-          <w:rFonts w:ascii="Times New Roman" w:eastAsiaTheme="minorEastAsia" w:hAnsi="Times New Roman" w:cs="Times New Roman" w:hint="eastAsia"/>
+          <w:rFonts w:ascii="Times New Roman" w:eastAsiaTheme="minorEastAsia" w:hAnsi="Times New Roman" w:cs="Times New Roman"/>
           <w:sz w:val="26"/>
           <w:szCs w:val="26"/>
         </w:rPr>
@@ -4853,7 +5047,61 @@
           <w:sz w:val="26"/>
           <w:szCs w:val="26"/>
         </w:rPr>
-        <w:t xml:space="preserve"> Your holding Tencent and Meituan may drop sharply due to high tail risk. You may consider reduce exposure on these stocks.</w:t>
+        <w:t xml:space="preserve"> </w:t>
+      </w:r>
+      <w:proofErr w:type="gramStart"/>
+      <w:r>
+        <w:rPr>
+          <w:rFonts w:ascii="Times New Roman" w:eastAsiaTheme="minorEastAsia" w:hAnsi="Times New Roman" w:cs="Times New Roman" w:hint="eastAsia"/>
+          <w:sz w:val="26"/>
+          <w:szCs w:val="26"/>
+        </w:rPr>
+        <w:t>Your</w:t>
+      </w:r>
+      <w:proofErr w:type="gramEnd"/>
+      <w:r>
+        <w:rPr>
+          <w:rFonts w:ascii="Times New Roman" w:eastAsiaTheme="minorEastAsia" w:hAnsi="Times New Roman" w:cs="Times New Roman" w:hint="eastAsia"/>
+          <w:sz w:val="26"/>
+          <w:szCs w:val="26"/>
+        </w:rPr>
+        <w:t xml:space="preserve"> holding Tencent and </w:t>
+      </w:r>
+      <w:proofErr w:type="spellStart"/>
+      <w:r>
+        <w:rPr>
+          <w:rFonts w:ascii="Times New Roman" w:eastAsiaTheme="minorEastAsia" w:hAnsi="Times New Roman" w:cs="Times New Roman" w:hint="eastAsia"/>
+          <w:sz w:val="26"/>
+          <w:szCs w:val="26"/>
+        </w:rPr>
+        <w:t>Meituan</w:t>
+      </w:r>
+      <w:proofErr w:type="spellEnd"/>
+      <w:r>
+        <w:rPr>
+          <w:rFonts w:ascii="Times New Roman" w:eastAsiaTheme="minorEastAsia" w:hAnsi="Times New Roman" w:cs="Times New Roman" w:hint="eastAsia"/>
+          <w:sz w:val="26"/>
+          <w:szCs w:val="26"/>
+        </w:rPr>
+        <w:t xml:space="preserve"> may drop sharply due to high tail risk. You may consider </w:t>
+      </w:r>
+      <w:proofErr w:type="gramStart"/>
+      <w:r>
+        <w:rPr>
+          <w:rFonts w:ascii="Times New Roman" w:eastAsiaTheme="minorEastAsia" w:hAnsi="Times New Roman" w:cs="Times New Roman" w:hint="eastAsia"/>
+          <w:sz w:val="26"/>
+          <w:szCs w:val="26"/>
+        </w:rPr>
+        <w:t>reduce</w:t>
+      </w:r>
+      <w:proofErr w:type="gramEnd"/>
+      <w:r>
+        <w:rPr>
+          <w:rFonts w:ascii="Times New Roman" w:eastAsiaTheme="minorEastAsia" w:hAnsi="Times New Roman" w:cs="Times New Roman" w:hint="eastAsia"/>
+          <w:sz w:val="26"/>
+          <w:szCs w:val="26"/>
+        </w:rPr>
+        <w:t xml:space="preserve"> exposure on these stocks.</w:t>
       </w:r>
     </w:p>
     <w:p>
@@ -4896,7 +5144,7 @@
         <w:spacing w:after="160" w:line="278" w:lineRule="auto"/>
         <w:ind w:left="0" w:right="0" w:firstLine="0"/>
         <w:rPr>
-          <w:rFonts w:ascii="Times New Roman" w:eastAsiaTheme="minorEastAsia" w:hAnsi="Times New Roman" w:cs="Times New Roman" w:hint="eastAsia"/>
+          <w:rFonts w:ascii="Times New Roman" w:eastAsiaTheme="minorEastAsia" w:hAnsi="Times New Roman" w:cs="Times New Roman"/>
           <w:sz w:val="26"/>
           <w:szCs w:val="26"/>
         </w:rPr>
@@ -4959,7 +5207,7 @@
     </w:p>
     <w:p>
       <w:pPr>
-        <w:pStyle w:val="1"/>
+        <w:pStyle w:val="Heading1"/>
       </w:pPr>
       <w:bookmarkStart w:id="8" w:name="_Toc179316087"/>
       <w:r>
@@ -4984,7 +5232,7 @@
         <w:spacing w:after="160" w:line="278" w:lineRule="auto"/>
         <w:ind w:left="0" w:right="0" w:firstLine="0"/>
         <w:rPr>
-          <w:rFonts w:ascii="Times New Roman" w:eastAsiaTheme="minorEastAsia" w:hAnsi="Times New Roman" w:cs="Times New Roman" w:hint="eastAsia"/>
+          <w:rFonts w:ascii="Times New Roman" w:eastAsiaTheme="minorEastAsia" w:hAnsi="Times New Roman" w:cs="Times New Roman"/>
           <w:sz w:val="26"/>
           <w:szCs w:val="26"/>
         </w:rPr>
@@ -5034,7 +5282,7 @@
     <w:p>
       <w:pPr>
         <w:rPr>
-          <w:rFonts w:eastAsiaTheme="minorEastAsia" w:hint="eastAsia"/>
+          <w:rFonts w:eastAsiaTheme="minorEastAsia"/>
         </w:rPr>
       </w:pPr>
     </w:p>
@@ -5235,6 +5483,7 @@
         <w:docPartUnique/>
       </w:docPartObj>
     </w:sdtPr>
+    <w:sdtEndPr/>
     <w:sdtContent>
       <w:sdt>
         <w:sdtPr>
@@ -5244,27 +5493,39 @@
             <w:docPartUnique/>
           </w:docPartObj>
         </w:sdtPr>
+        <w:sdtEndPr/>
         <w:sdtContent>
           <w:p>
             <w:pPr>
-              <w:pStyle w:val="a5"/>
+              <w:pStyle w:val="Footer"/>
               <w:pBdr>
                 <w:top w:val="single" w:sz="4" w:space="1" w:color="auto"/>
               </w:pBdr>
               <w:jc w:val="right"/>
-              <w:rPr>
-                <w:rFonts w:hint="eastAsia"/>
-              </w:rPr>
             </w:pPr>
-            <w:fldSimple w:instr=" STYLEREF  &quot;标题 1&quot;  \* MERGEFORMAT ">
-              <w:r>
-                <w:rPr>
-                  <w:rFonts w:hint="eastAsia"/>
-                  <w:noProof/>
-                </w:rPr>
-                <w:t>Correlation and tail risk</w:t>
-              </w:r>
-            </w:fldSimple>
+            <w:r>
+              <w:fldChar w:fldCharType="begin"/>
+            </w:r>
+            <w:r>
+              <w:instrText xml:space="preserve"> STYLEREF  "标题 1"  \* MERGEFORMAT </w:instrText>
+            </w:r>
+            <w:r>
+              <w:fldChar w:fldCharType="separate"/>
+            </w:r>
+            <w:r>
+              <w:rPr>
+                <w:b/>
+                <w:bCs/>
+                <w:noProof/>
+              </w:rPr>
+              <w:t>Error! Use the Home tab to apply 标题 1 to the text that you want to appear here.</w:t>
+            </w:r>
+            <w:r>
+              <w:rPr>
+                <w:noProof/>
+              </w:rPr>
+              <w:fldChar w:fldCharType="end"/>
+            </w:r>
             <w:r>
               <w:rPr>
                 <w:lang w:val="zh-CN"/>
@@ -7974,10 +8235,11 @@
       <w:dataBinding w:prefixMappings="xmlns:ns0='http://purl.org/dc/elements/1.1/' xmlns:ns1='http://schemas.openxmlformats.org/package/2006/metadata/core-properties' " w:xpath="/ns1:coreProperties[1]/ns0:title[1]" w:storeItemID="{6C3C8BC8-F283-45AE-878A-BAB7291924A1}"/>
       <w:text/>
     </w:sdtPr>
+    <w:sdtEndPr/>
     <w:sdtContent>
       <w:p>
         <w:pPr>
-          <w:pStyle w:val="a3"/>
+          <w:pStyle w:val="Header"/>
           <w:pBdr>
             <w:bottom w:val="single" w:sz="4" w:space="1" w:color="auto"/>
           </w:pBdr>
@@ -9068,7 +9330,7 @@
     <w:lsdException w:name="Unresolved Mention" w:semiHidden="1" w:unhideWhenUsed="1"/>
     <w:lsdException w:name="Smart Link" w:semiHidden="1" w:unhideWhenUsed="1"/>
   </w:latentStyles>
-  <w:style w:type="paragraph" w:default="1" w:styleId="a">
+  <w:style w:type="paragraph" w:default="1" w:styleId="Normal">
     <w:name w:val="Normal"/>
     <w:qFormat/>
     <w:pPr>
@@ -9081,10 +9343,10 @@
       <w:sz w:val="16"/>
     </w:rPr>
   </w:style>
-  <w:style w:type="paragraph" w:styleId="1">
+  <w:style w:type="paragraph" w:styleId="Heading1">
     <w:name w:val="heading 1"/>
-    <w:next w:val="a"/>
-    <w:link w:val="10"/>
+    <w:next w:val="Normal"/>
+    <w:link w:val="Heading1Char"/>
     <w:uiPriority w:val="9"/>
     <w:qFormat/>
     <w:pPr>
@@ -9101,10 +9363,10 @@
       <w:sz w:val="28"/>
     </w:rPr>
   </w:style>
-  <w:style w:type="paragraph" w:styleId="2">
+  <w:style w:type="paragraph" w:styleId="Heading2">
     <w:name w:val="heading 2"/>
-    <w:next w:val="a"/>
-    <w:link w:val="20"/>
+    <w:next w:val="Normal"/>
+    <w:link w:val="Heading2Char"/>
     <w:uiPriority w:val="9"/>
     <w:unhideWhenUsed/>
     <w:qFormat/>
@@ -9122,10 +9384,10 @@
       <w:sz w:val="24"/>
     </w:rPr>
   </w:style>
-  <w:style w:type="paragraph" w:styleId="3">
+  <w:style w:type="paragraph" w:styleId="Heading3">
     <w:name w:val="heading 3"/>
-    <w:next w:val="a"/>
-    <w:link w:val="30"/>
+    <w:next w:val="Normal"/>
+    <w:link w:val="Heading3Char"/>
     <w:uiPriority w:val="9"/>
     <w:unhideWhenUsed/>
     <w:qFormat/>
@@ -9143,12 +9405,13 @@
       <w:u w:val="single" w:color="000000"/>
     </w:rPr>
   </w:style>
-  <w:style w:type="character" w:default="1" w:styleId="a0">
+  <w:style w:type="character" w:default="1" w:styleId="DefaultParagraphFont">
     <w:name w:val="Default Paragraph Font"/>
     <w:uiPriority w:val="1"/>
+    <w:semiHidden/>
     <w:unhideWhenUsed/>
   </w:style>
-  <w:style w:type="table" w:default="1" w:styleId="a1">
+  <w:style w:type="table" w:default="1" w:styleId="TableNormal">
     <w:name w:val="Normal Table"/>
     <w:uiPriority w:val="99"/>
     <w:semiHidden/>
@@ -9163,15 +9426,15 @@
       </w:tblCellMar>
     </w:tblPr>
   </w:style>
-  <w:style w:type="numbering" w:default="1" w:styleId="a2">
+  <w:style w:type="numbering" w:default="1" w:styleId="NoList">
     <w:name w:val="No List"/>
     <w:uiPriority w:val="99"/>
     <w:semiHidden/>
     <w:unhideWhenUsed/>
   </w:style>
-  <w:style w:type="character" w:customStyle="1" w:styleId="30">
-    <w:name w:val="标题 3 字符"/>
-    <w:link w:val="3"/>
+  <w:style w:type="character" w:customStyle="1" w:styleId="Heading3Char">
+    <w:name w:val="Heading 3 Char"/>
+    <w:link w:val="Heading3"/>
     <w:rPr>
       <w:rFonts w:ascii="Courier New" w:eastAsia="Courier New" w:hAnsi="Courier New" w:cs="Courier New"/>
       <w:color w:val="000000"/>
@@ -9179,18 +9442,18 @@
       <w:u w:val="single" w:color="000000"/>
     </w:rPr>
   </w:style>
-  <w:style w:type="character" w:customStyle="1" w:styleId="20">
-    <w:name w:val="标题 2 字符"/>
-    <w:link w:val="2"/>
+  <w:style w:type="character" w:customStyle="1" w:styleId="Heading2Char">
+    <w:name w:val="Heading 2 Char"/>
+    <w:link w:val="Heading2"/>
     <w:rPr>
       <w:rFonts w:ascii="Courier New" w:eastAsia="Courier New" w:hAnsi="Courier New" w:cs="Courier New"/>
       <w:color w:val="000000"/>
       <w:sz w:val="24"/>
     </w:rPr>
   </w:style>
-  <w:style w:type="character" w:customStyle="1" w:styleId="10">
-    <w:name w:val="标题 1 字符"/>
-    <w:link w:val="1"/>
+  <w:style w:type="character" w:customStyle="1" w:styleId="Heading1Char">
+    <w:name w:val="Heading 1 Char"/>
+    <w:link w:val="Heading1"/>
     <w:rPr>
       <w:rFonts w:ascii="Courier New" w:eastAsia="Courier New" w:hAnsi="Courier New" w:cs="Courier New"/>
       <w:b/>
@@ -9212,10 +9475,10 @@
       </w:tblCellMar>
     </w:tblPr>
   </w:style>
-  <w:style w:type="paragraph" w:styleId="a3">
+  <w:style w:type="paragraph" w:styleId="Header">
     <w:name w:val="header"/>
-    <w:basedOn w:val="a"/>
-    <w:link w:val="a4"/>
+    <w:basedOn w:val="Normal"/>
+    <w:link w:val="HeaderChar"/>
     <w:uiPriority w:val="99"/>
     <w:unhideWhenUsed/>
     <w:rsid w:val="00F10011"/>
@@ -9236,10 +9499,10 @@
       <w14:ligatures w14:val="none"/>
     </w:rPr>
   </w:style>
-  <w:style w:type="character" w:customStyle="1" w:styleId="a4">
-    <w:name w:val="页眉 字符"/>
-    <w:basedOn w:val="a0"/>
-    <w:link w:val="a3"/>
+  <w:style w:type="character" w:customStyle="1" w:styleId="HeaderChar">
+    <w:name w:val="Header Char"/>
+    <w:basedOn w:val="DefaultParagraphFont"/>
+    <w:link w:val="Header"/>
     <w:uiPriority w:val="99"/>
     <w:rsid w:val="00F10011"/>
     <w:rPr>
@@ -9251,8 +9514,8 @@
   </w:style>
   <w:style w:type="paragraph" w:styleId="TOC1">
     <w:name w:val="toc 1"/>
-    <w:basedOn w:val="a"/>
-    <w:next w:val="a"/>
+    <w:basedOn w:val="Normal"/>
+    <w:next w:val="Normal"/>
     <w:autoRedefine/>
     <w:uiPriority w:val="39"/>
     <w:unhideWhenUsed/>
@@ -9272,8 +9535,8 @@
   </w:style>
   <w:style w:type="paragraph" w:styleId="TOC2">
     <w:name w:val="toc 2"/>
-    <w:basedOn w:val="a"/>
-    <w:next w:val="a"/>
+    <w:basedOn w:val="Normal"/>
+    <w:next w:val="Normal"/>
     <w:autoRedefine/>
     <w:uiPriority w:val="39"/>
     <w:unhideWhenUsed/>
@@ -9291,8 +9554,8 @@
   </w:style>
   <w:style w:type="paragraph" w:styleId="TOC3">
     <w:name w:val="toc 3"/>
-    <w:basedOn w:val="a"/>
-    <w:next w:val="a"/>
+    <w:basedOn w:val="Normal"/>
+    <w:next w:val="Normal"/>
     <w:autoRedefine/>
     <w:uiPriority w:val="39"/>
     <w:unhideWhenUsed/>
@@ -9311,8 +9574,8 @@
   </w:style>
   <w:style w:type="paragraph" w:styleId="TOC4">
     <w:name w:val="toc 4"/>
-    <w:basedOn w:val="a"/>
-    <w:next w:val="a"/>
+    <w:basedOn w:val="Normal"/>
+    <w:next w:val="Normal"/>
     <w:autoRedefine/>
     <w:uiPriority w:val="39"/>
     <w:unhideWhenUsed/>
@@ -9329,8 +9592,8 @@
   </w:style>
   <w:style w:type="paragraph" w:styleId="TOC5">
     <w:name w:val="toc 5"/>
-    <w:basedOn w:val="a"/>
-    <w:next w:val="a"/>
+    <w:basedOn w:val="Normal"/>
+    <w:next w:val="Normal"/>
     <w:autoRedefine/>
     <w:uiPriority w:val="39"/>
     <w:unhideWhenUsed/>
@@ -9347,8 +9610,8 @@
   </w:style>
   <w:style w:type="paragraph" w:styleId="TOC6">
     <w:name w:val="toc 6"/>
-    <w:basedOn w:val="a"/>
-    <w:next w:val="a"/>
+    <w:basedOn w:val="Normal"/>
+    <w:next w:val="Normal"/>
     <w:autoRedefine/>
     <w:uiPriority w:val="39"/>
     <w:unhideWhenUsed/>
@@ -9365,8 +9628,8 @@
   </w:style>
   <w:style w:type="paragraph" w:styleId="TOC7">
     <w:name w:val="toc 7"/>
-    <w:basedOn w:val="a"/>
-    <w:next w:val="a"/>
+    <w:basedOn w:val="Normal"/>
+    <w:next w:val="Normal"/>
     <w:autoRedefine/>
     <w:uiPriority w:val="39"/>
     <w:unhideWhenUsed/>
@@ -9383,8 +9646,8 @@
   </w:style>
   <w:style w:type="paragraph" w:styleId="TOC8">
     <w:name w:val="toc 8"/>
-    <w:basedOn w:val="a"/>
-    <w:next w:val="a"/>
+    <w:basedOn w:val="Normal"/>
+    <w:next w:val="Normal"/>
     <w:autoRedefine/>
     <w:uiPriority w:val="39"/>
     <w:unhideWhenUsed/>
@@ -9401,8 +9664,8 @@
   </w:style>
   <w:style w:type="paragraph" w:styleId="TOC9">
     <w:name w:val="toc 9"/>
-    <w:basedOn w:val="a"/>
-    <w:next w:val="a"/>
+    <w:basedOn w:val="Normal"/>
+    <w:next w:val="Normal"/>
     <w:autoRedefine/>
     <w:uiPriority w:val="39"/>
     <w:unhideWhenUsed/>
@@ -9417,10 +9680,10 @@
       <w:szCs w:val="18"/>
     </w:rPr>
   </w:style>
-  <w:style w:type="paragraph" w:styleId="a5">
+  <w:style w:type="paragraph" w:styleId="Footer">
     <w:name w:val="footer"/>
-    <w:basedOn w:val="a"/>
-    <w:link w:val="a6"/>
+    <w:basedOn w:val="Normal"/>
+    <w:link w:val="FooterChar"/>
     <w:uiPriority w:val="99"/>
     <w:unhideWhenUsed/>
     <w:rsid w:val="007275FD"/>
@@ -9441,10 +9704,10 @@
       <w14:ligatures w14:val="none"/>
     </w:rPr>
   </w:style>
-  <w:style w:type="character" w:customStyle="1" w:styleId="a6">
-    <w:name w:val="页脚 字符"/>
-    <w:basedOn w:val="a0"/>
-    <w:link w:val="a5"/>
+  <w:style w:type="character" w:customStyle="1" w:styleId="FooterChar">
+    <w:name w:val="Footer Char"/>
+    <w:basedOn w:val="DefaultParagraphFont"/>
+    <w:link w:val="Footer"/>
     <w:uiPriority w:val="99"/>
     <w:rsid w:val="007275FD"/>
     <w:rPr>
@@ -9454,9 +9717,9 @@
       <w14:ligatures w14:val="none"/>
     </w:rPr>
   </w:style>
-  <w:style w:type="character" w:styleId="a7">
+  <w:style w:type="character" w:styleId="Hyperlink">
     <w:name w:val="Hyperlink"/>
-    <w:basedOn w:val="a0"/>
+    <w:basedOn w:val="DefaultParagraphFont"/>
     <w:uiPriority w:val="99"/>
     <w:unhideWhenUsed/>
     <w:rsid w:val="00A15239"/>
@@ -9465,10 +9728,10 @@
       <w:u w:val="single"/>
     </w:rPr>
   </w:style>
-  <w:style w:type="paragraph" w:styleId="a8">
+  <w:style w:type="paragraph" w:styleId="Caption">
     <w:name w:val="caption"/>
-    <w:basedOn w:val="a"/>
-    <w:next w:val="a"/>
+    <w:basedOn w:val="Normal"/>
+    <w:next w:val="Normal"/>
     <w:uiPriority w:val="35"/>
     <w:unhideWhenUsed/>
     <w:qFormat/>
@@ -9479,9 +9742,9 @@
       <w:szCs w:val="20"/>
     </w:rPr>
   </w:style>
-  <w:style w:type="table" w:styleId="a9">
+  <w:style w:type="table" w:styleId="TableGrid0">
     <w:name w:val="Table Grid"/>
-    <w:basedOn w:val="a1"/>
+    <w:basedOn w:val="TableNormal"/>
     <w:uiPriority w:val="39"/>
     <w:rsid w:val="008F1A03"/>
     <w:pPr>
@@ -9523,9 +9786,6 @@
         <w:p>
           <w:pPr>
             <w:pStyle w:val="8081504109754187A9552BE83BAECC12"/>
-            <w:rPr>
-              <w:rFonts w:hint="eastAsia"/>
-            </w:rPr>
           </w:pPr>
           <w:r>
             <w:rPr>
@@ -9623,6 +9883,7 @@
     <w:rsid w:val="008407A8"/>
     <w:rsid w:val="009A2486"/>
     <w:rsid w:val="00C92F6B"/>
+    <w:rsid w:val="00CA5A84"/>
   </w:rsids>
   <m:mathPr>
     <m:mathFont m:val="Cambria Math"/>
@@ -10042,20 +10303,20 @@
     <w:lsdException w:name="Unresolved Mention" w:semiHidden="1" w:unhideWhenUsed="1"/>
     <w:lsdException w:name="Smart Link" w:semiHidden="1" w:unhideWhenUsed="1"/>
   </w:latentStyles>
-  <w:style w:type="paragraph" w:default="1" w:styleId="a">
+  <w:style w:type="paragraph" w:default="1" w:styleId="Normal">
     <w:name w:val="Normal"/>
     <w:qFormat/>
     <w:pPr>
       <w:widowControl w:val="0"/>
     </w:pPr>
   </w:style>
-  <w:style w:type="character" w:default="1" w:styleId="a0">
+  <w:style w:type="character" w:default="1" w:styleId="DefaultParagraphFont">
     <w:name w:val="Default Paragraph Font"/>
     <w:uiPriority w:val="1"/>
     <w:semiHidden/>
     <w:unhideWhenUsed/>
   </w:style>
-  <w:style w:type="table" w:default="1" w:styleId="a1">
+  <w:style w:type="table" w:default="1" w:styleId="TableNormal">
     <w:name w:val="Normal Table"/>
     <w:uiPriority w:val="99"/>
     <w:semiHidden/>
@@ -10070,7 +10331,7 @@
       </w:tblCellMar>
     </w:tblPr>
   </w:style>
-  <w:style w:type="numbering" w:default="1" w:styleId="a2">
+  <w:style w:type="numbering" w:default="1" w:styleId="NoList">
     <w:name w:val="No List"/>
     <w:uiPriority w:val="99"/>
     <w:semiHidden/>
